--- a/Yulia_Savinkova_Resume.docx
+++ b/Yulia_Savinkova_Resume.docx
@@ -31,7 +31,7 @@
           <w:sz w:val="21"/>
           <w:szCs w:val="21"/>
         </w:rPr>
-        <w:t xml:space="preserve">Senior Frontend Engineer | React / Angular / TypeScript | Product &amp; Platform UI</w:t>
+        <w:t xml:space="preserve">Software Engineer | React / Angular / TypeScript | Product &amp; Platform UI</w:t>
       </w:r>
     </w:p>
     <w:p>
@@ -39,7 +39,7 @@
         <w:spacing w:before="0" w:after="0"/>
         <w:jc w:val="center"/>
       </w:pPr>
-      <w:hyperlink w:history="1" r:id="rIdg_sh4rooayfvw071bixn8">
+      <w:hyperlink w:history="1" r:id="rIdm1qczyrot9sguellobxyl">
         <w:r>
           <w:rPr>
             <w:rFonts w:ascii="Arial" w:cs="Arial" w:eastAsia="Arial" w:hAnsi="Arial"/>
@@ -60,7 +60,7 @@
         </w:rPr>
         <w:t xml:space="preserve">  /  </w:t>
       </w:r>
-      <w:hyperlink w:history="1" r:id="rIdwgp9qylya02w8xof8wf91">
+      <w:hyperlink w:history="1" r:id="rIdanqn8dtd-dkn1oaisdogx">
         <w:r>
           <w:rPr>
             <w:rFonts w:ascii="Arial" w:cs="Arial" w:eastAsia="Arial" w:hAnsi="Arial"/>
@@ -81,7 +81,7 @@
         </w:rPr>
         <w:t xml:space="preserve">  /  </w:t>
       </w:r>
-      <w:hyperlink w:history="1" r:id="rIdf4kcxvzb58sckk_6h5_cc">
+      <w:hyperlink w:history="1" r:id="rIdtz3rhw9vf5udmkfixek-a">
         <w:r>
           <w:rPr>
             <w:rFonts w:ascii="Arial" w:cs="Arial" w:eastAsia="Arial" w:hAnsi="Arial"/>
@@ -187,7 +187,7 @@
           <w:sz w:val="22"/>
           <w:szCs w:val="22"/>
         </w:rPr>
-        <w:t xml:space="preserve"> (Independent Consultancy)</w:t>
+        <w:t xml:space="preserve"> (Independent)</w:t>
       </w:r>
       <w:r>
         <w:rPr>
@@ -207,7 +207,7 @@
           <w:sz w:val="22"/>
           <w:szCs w:val="22"/>
         </w:rPr>
-        <w:t xml:space="preserve">Founder &amp; Senior Engineer</w:t>
+        <w:t xml:space="preserve">Founder &amp; Engineer</w:t>
       </w:r>
       <w:r>
         <w:rPr>

--- a/Yulia_Savinkova_Resume.docx
+++ b/Yulia_Savinkova_Resume.docx
@@ -39,7 +39,7 @@
         <w:spacing w:before="0" w:after="0"/>
         <w:jc w:val="center"/>
       </w:pPr>
-      <w:hyperlink w:history="1" r:id="rIdm1qczyrot9sguellobxyl">
+      <w:hyperlink w:history="1" r:id="rIdmrmpgcmktjzr6k0nk2ook">
         <w:r>
           <w:rPr>
             <w:rFonts w:ascii="Arial" w:cs="Arial" w:eastAsia="Arial" w:hAnsi="Arial"/>
@@ -60,7 +60,7 @@
         </w:rPr>
         <w:t xml:space="preserve">  /  </w:t>
       </w:r>
-      <w:hyperlink w:history="1" r:id="rIdanqn8dtd-dkn1oaisdogx">
+      <w:hyperlink w:history="1" r:id="rIdfaudxp5reyctt0grjqbqs">
         <w:r>
           <w:rPr>
             <w:rFonts w:ascii="Arial" w:cs="Arial" w:eastAsia="Arial" w:hAnsi="Arial"/>
@@ -81,7 +81,7 @@
         </w:rPr>
         <w:t xml:space="preserve">  /  </w:t>
       </w:r>
-      <w:hyperlink w:history="1" r:id="rIdtz3rhw9vf5udmkfixek-a">
+      <w:hyperlink w:history="1" r:id="rIddnesaspivdrfo0ybahizl">
         <w:r>
           <w:rPr>
             <w:rFonts w:ascii="Arial" w:cs="Arial" w:eastAsia="Arial" w:hAnsi="Arial"/>

--- a/Yulia_Savinkova_Resume.docx
+++ b/Yulia_Savinkova_Resume.docx
@@ -39,7 +39,7 @@
         <w:spacing w:before="0" w:after="0"/>
         <w:jc w:val="center"/>
       </w:pPr>
-      <w:hyperlink w:history="1" r:id="rIdmrmpgcmktjzr6k0nk2ook">
+      <w:hyperlink w:history="1" r:id="rIdygy235py2ly218evanxbk">
         <w:r>
           <w:rPr>
             <w:rFonts w:ascii="Arial" w:cs="Arial" w:eastAsia="Arial" w:hAnsi="Arial"/>
@@ -60,7 +60,7 @@
         </w:rPr>
         <w:t xml:space="preserve">  /  </w:t>
       </w:r>
-      <w:hyperlink w:history="1" r:id="rIdfaudxp5reyctt0grjqbqs">
+      <w:hyperlink w:history="1" r:id="rIdsoyqt7n6_4kvtiqcldusc">
         <w:r>
           <w:rPr>
             <w:rFonts w:ascii="Arial" w:cs="Arial" w:eastAsia="Arial" w:hAnsi="Arial"/>
@@ -81,7 +81,7 @@
         </w:rPr>
         <w:t xml:space="preserve">  /  </w:t>
       </w:r>
-      <w:hyperlink w:history="1" r:id="rIddnesaspivdrfo0ybahizl">
+      <w:hyperlink w:history="1" r:id="rIdaynjlsybuemaxdm978pfs">
         <w:r>
           <w:rPr>
             <w:rFonts w:ascii="Arial" w:cs="Arial" w:eastAsia="Arial" w:hAnsi="Arial"/>
@@ -225,7 +225,7 @@
           <w:sz w:val="22"/>
           <w:szCs w:val="22"/>
         </w:rPr>
-        <w:t xml:space="preserve">2021 – Present</w:t>
+        <w:t xml:space="preserve">2020 – Present</w:t>
       </w:r>
     </w:p>
     <w:p>
@@ -355,7 +355,7 @@
           <w:sz w:val="22"/>
           <w:szCs w:val="22"/>
         </w:rPr>
-        <w:t xml:space="preserve">New York, NY  ·  2016 – 2020</w:t>
+        <w:t xml:space="preserve">New York, NY  ·  2016 – 2019</w:t>
       </w:r>
     </w:p>
     <w:p>

--- a/Yulia_Savinkova_Resume.docx
+++ b/Yulia_Savinkova_Resume.docx
@@ -39,7 +39,7 @@
         <w:spacing w:before="0" w:after="0"/>
         <w:jc w:val="center"/>
       </w:pPr>
-      <w:hyperlink w:history="1" r:id="rIdygy235py2ly218evanxbk">
+      <w:hyperlink w:history="1" r:id="rIdp0_x5hapwnmcfydvjg6zb">
         <w:r>
           <w:rPr>
             <w:rFonts w:ascii="Arial" w:cs="Arial" w:eastAsia="Arial" w:hAnsi="Arial"/>
@@ -60,7 +60,7 @@
         </w:rPr>
         <w:t xml:space="preserve">  /  </w:t>
       </w:r>
-      <w:hyperlink w:history="1" r:id="rIdsoyqt7n6_4kvtiqcldusc">
+      <w:hyperlink w:history="1" r:id="rIdnqkaz1neuo9awbpglqmdd">
         <w:r>
           <w:rPr>
             <w:rFonts w:ascii="Arial" w:cs="Arial" w:eastAsia="Arial" w:hAnsi="Arial"/>
@@ -81,7 +81,7 @@
         </w:rPr>
         <w:t xml:space="preserve">  /  </w:t>
       </w:r>
-      <w:hyperlink w:history="1" r:id="rIdaynjlsybuemaxdm978pfs">
+      <w:hyperlink w:history="1" r:id="rId9cxjdtwyqbad5fsayk0uf">
         <w:r>
           <w:rPr>
             <w:rFonts w:ascii="Arial" w:cs="Arial" w:eastAsia="Arial" w:hAnsi="Arial"/>

--- a/Yulia_Savinkova_Resume.docx
+++ b/Yulia_Savinkova_Resume.docx
@@ -31,7 +31,7 @@
           <w:sz w:val="21"/>
           <w:szCs w:val="21"/>
         </w:rPr>
-        <w:t xml:space="preserve">Software Engineer | React / Angular / TypeScript | Product &amp; Platform UI</w:t>
+        <w:t xml:space="preserve">Senior Software Engineer | React • TypeScript • Node.js • Next.js</w:t>
       </w:r>
     </w:p>
     <w:p>
@@ -39,7 +39,7 @@
         <w:spacing w:before="0" w:after="0"/>
         <w:jc w:val="center"/>
       </w:pPr>
-      <w:hyperlink w:history="1" r:id="rIdp0_x5hapwnmcfydvjg6zb">
+      <w:hyperlink w:history="1" r:id="rIdb0k174bsmgspvcsjp8lx9">
         <w:r>
           <w:rPr>
             <w:rFonts w:ascii="Arial" w:cs="Arial" w:eastAsia="Arial" w:hAnsi="Arial"/>
@@ -60,7 +60,7 @@
         </w:rPr>
         <w:t xml:space="preserve">  /  </w:t>
       </w:r>
-      <w:hyperlink w:history="1" r:id="rIdnqkaz1neuo9awbpglqmdd">
+      <w:hyperlink w:history="1" r:id="rIdwij5ufgqxm7xznd6jb0ad">
         <w:r>
           <w:rPr>
             <w:rFonts w:ascii="Arial" w:cs="Arial" w:eastAsia="Arial" w:hAnsi="Arial"/>
@@ -81,7 +81,7 @@
         </w:rPr>
         <w:t xml:space="preserve">  /  </w:t>
       </w:r>
-      <w:hyperlink w:history="1" r:id="rId9cxjdtwyqbad5fsayk0uf">
+      <w:hyperlink w:history="1" r:id="rIdbl1mcmel_zsfe5v5cqalb">
         <w:r>
           <w:rPr>
             <w:rFonts w:ascii="Arial" w:cs="Arial" w:eastAsia="Arial" w:hAnsi="Arial"/>
@@ -176,7 +176,16 @@
           <w:sz w:val="22"/>
           <w:szCs w:val="22"/>
         </w:rPr>
-        <w:t xml:space="preserve">Gravity</w:t>
+        <w:t xml:space="preserve">Self-Employed</w:t>
+      </w:r>
+      <w:r>
+        <w:rPr>
+          <w:rFonts w:ascii="Arial" w:cs="Arial" w:eastAsia="Arial" w:hAnsi="Arial"/>
+          <w:color w:val="222222"/>
+          <w:sz w:val="22"/>
+          <w:szCs w:val="22"/>
+        </w:rPr>
+        <w:t xml:space="preserve"> - </w:t>
       </w:r>
       <w:r>
         <w:rPr>
@@ -187,27 +196,7 @@
           <w:sz w:val="22"/>
           <w:szCs w:val="22"/>
         </w:rPr>
-        <w:t xml:space="preserve"> (Independent)</w:t>
-      </w:r>
-      <w:r>
-        <w:rPr>
-          <w:rFonts w:ascii="Arial" w:cs="Arial" w:eastAsia="Arial" w:hAnsi="Arial"/>
-          <w:color w:val="222222"/>
-          <w:sz w:val="22"/>
-          <w:szCs w:val="22"/>
-        </w:rPr>
-        <w:t xml:space="preserve"> - </w:t>
-      </w:r>
-      <w:r>
-        <w:rPr>
-          <w:rFonts w:ascii="Arial" w:cs="Arial" w:eastAsia="Arial" w:hAnsi="Arial"/>
-          <w:b w:val="false"/>
-          <w:bCs w:val="false"/>
-          <w:color w:val="222222"/>
-          <w:sz w:val="22"/>
-          <w:szCs w:val="22"/>
-        </w:rPr>
-        <w:t xml:space="preserve">Founder &amp; Engineer</w:t>
+        <w:t xml:space="preserve">Senior Software Engineer</w:t>
       </w:r>
       <w:r>
         <w:rPr>
@@ -244,64 +233,83 @@
           <w:sz w:val="20"/>
           <w:szCs w:val="20"/>
         </w:rPr>
-        <w:t xml:space="preserve">Built trading tools and dashboards for real-time market analysis and portfolio management.</w:t>
-      </w:r>
-    </w:p>
-    <w:p>
-      <w:pPr>
-        <w:pStyle w:val="ListParagraph"/>
-        <w:numPr>
-          <w:ilvl w:val="0"/>
-          <w:numId w:val="2"/>
-        </w:numPr>
-        <w:spacing w:before="38" w:after="38"/>
-      </w:pPr>
-      <w:r>
-        <w:rPr>
-          <w:rFonts w:ascii="Arial" w:cs="Arial" w:eastAsia="Arial" w:hAnsi="Arial"/>
-          <w:color w:val="222222"/>
-          <w:sz w:val="20"/>
-          <w:szCs w:val="20"/>
-        </w:rPr>
-        <w:t xml:space="preserve">Developed and launched custom web applications using React, TypeScript, and Next.js.</w:t>
-      </w:r>
-    </w:p>
-    <w:p>
-      <w:pPr>
-        <w:pStyle w:val="ListParagraph"/>
-        <w:numPr>
-          <w:ilvl w:val="0"/>
-          <w:numId w:val="2"/>
-        </w:numPr>
-        <w:spacing w:before="38" w:after="38"/>
-      </w:pPr>
-      <w:r>
-        <w:rPr>
-          <w:rFonts w:ascii="Arial" w:cs="Arial" w:eastAsia="Arial" w:hAnsi="Arial"/>
-          <w:color w:val="222222"/>
-          <w:sz w:val="20"/>
-          <w:szCs w:val="20"/>
-        </w:rPr>
-        <w:t xml:space="preserve">Created rapid prototypes and MVPs using AI to explore new product ideas and workflows.</w:t>
-      </w:r>
-    </w:p>
-    <w:p>
-      <w:pPr>
-        <w:pStyle w:val="ListParagraph"/>
-        <w:numPr>
-          <w:ilvl w:val="0"/>
-          <w:numId w:val="2"/>
-        </w:numPr>
-        <w:spacing w:before="38" w:after="38"/>
-      </w:pPr>
-      <w:r>
-        <w:rPr>
-          <w:rFonts w:ascii="Arial" w:cs="Arial" w:eastAsia="Arial" w:hAnsi="Arial"/>
-          <w:color w:val="222222"/>
-          <w:sz w:val="20"/>
-          <w:szCs w:val="20"/>
-        </w:rPr>
-        <w:t xml:space="preserve">Designed and prototyped user interfaces for custom machine control systems.</w:t>
+        <w:t xml:space="preserve">Designed and built full-stack web applications from concept to deployment using React, TypeScript, Next.js, Node.js, and SQL.</w:t>
+      </w:r>
+    </w:p>
+    <w:p>
+      <w:pPr>
+        <w:pStyle w:val="ListParagraph"/>
+        <w:numPr>
+          <w:ilvl w:val="0"/>
+          <w:numId w:val="2"/>
+        </w:numPr>
+        <w:spacing w:before="38" w:after="38"/>
+      </w:pPr>
+      <w:r>
+        <w:rPr>
+          <w:rFonts w:ascii="Arial" w:cs="Arial" w:eastAsia="Arial" w:hAnsi="Arial"/>
+          <w:color w:val="222222"/>
+          <w:sz w:val="20"/>
+          <w:szCs w:val="20"/>
+        </w:rPr>
+        <w:t xml:space="preserve">Developed real-time trading dashboards and visualization tools for market analysis and portfolio management.</w:t>
+      </w:r>
+    </w:p>
+    <w:p>
+      <w:pPr>
+        <w:pStyle w:val="ListParagraph"/>
+        <w:numPr>
+          <w:ilvl w:val="0"/>
+          <w:numId w:val="2"/>
+        </w:numPr>
+        <w:spacing w:before="38" w:after="38"/>
+      </w:pPr>
+      <w:r>
+        <w:rPr>
+          <w:rFonts w:ascii="Arial" w:cs="Arial" w:eastAsia="Arial" w:hAnsi="Arial"/>
+          <w:color w:val="222222"/>
+          <w:sz w:val="20"/>
+          <w:szCs w:val="20"/>
+        </w:rPr>
+        <w:t xml:space="preserve">Architected reusable UI components and responsive interfaces with a strong focus on performance and maintainability.</w:t>
+      </w:r>
+    </w:p>
+    <w:p>
+      <w:pPr>
+        <w:pStyle w:val="ListParagraph"/>
+        <w:numPr>
+          <w:ilvl w:val="0"/>
+          <w:numId w:val="2"/>
+        </w:numPr>
+        <w:spacing w:before="38" w:after="38"/>
+      </w:pPr>
+      <w:r>
+        <w:rPr>
+          <w:rFonts w:ascii="Arial" w:cs="Arial" w:eastAsia="Arial" w:hAnsi="Arial"/>
+          <w:color w:val="222222"/>
+          <w:sz w:val="20"/>
+          <w:szCs w:val="20"/>
+        </w:rPr>
+        <w:t xml:space="preserve">Built REST APIs and integrated third-party services, including authentication, payments, and AI services.</w:t>
+      </w:r>
+    </w:p>
+    <w:p>
+      <w:pPr>
+        <w:pStyle w:val="ListParagraph"/>
+        <w:numPr>
+          <w:ilvl w:val="0"/>
+          <w:numId w:val="2"/>
+        </w:numPr>
+        <w:spacing w:before="38" w:after="38"/>
+      </w:pPr>
+      <w:r>
+        <w:rPr>
+          <w:rFonts w:ascii="Arial" w:cs="Arial" w:eastAsia="Arial" w:hAnsi="Arial"/>
+          <w:color w:val="222222"/>
+          <w:sz w:val="20"/>
+          <w:szCs w:val="20"/>
+        </w:rPr>
+        <w:t xml:space="preserve">Rapidly prototyped and launched MVPs, translating ideas into production-ready applications.</w:t>
       </w:r>
     </w:p>
     <w:p>

--- a/Yulia_Savinkova_Resume.docx
+++ b/Yulia_Savinkova_Resume.docx
@@ -39,7 +39,7 @@
         <w:spacing w:before="0" w:after="0"/>
         <w:jc w:val="center"/>
       </w:pPr>
-      <w:hyperlink w:history="1" r:id="rIdb0k174bsmgspvcsjp8lx9">
+      <w:hyperlink w:history="1" r:id="rIdwjsd7pbagfcgzk4jjbchg">
         <w:r>
           <w:rPr>
             <w:rFonts w:ascii="Arial" w:cs="Arial" w:eastAsia="Arial" w:hAnsi="Arial"/>
@@ -60,7 +60,7 @@
         </w:rPr>
         <w:t xml:space="preserve">  /  </w:t>
       </w:r>
-      <w:hyperlink w:history="1" r:id="rIdwij5ufgqxm7xznd6jb0ad">
+      <w:hyperlink w:history="1" r:id="rId1yngx0oz6tue8va6up6x8">
         <w:r>
           <w:rPr>
             <w:rFonts w:ascii="Arial" w:cs="Arial" w:eastAsia="Arial" w:hAnsi="Arial"/>
@@ -81,7 +81,7 @@
         </w:rPr>
         <w:t xml:space="preserve">  /  </w:t>
       </w:r>
-      <w:hyperlink w:history="1" r:id="rIdbl1mcmel_zsfe5v5cqalb">
+      <w:hyperlink w:history="1" r:id="rIdd_hwb8p4-q5m4xqrrv23m">
         <w:r>
           <w:rPr>
             <w:rFonts w:ascii="Arial" w:cs="Arial" w:eastAsia="Arial" w:hAnsi="Arial"/>

--- a/Yulia_Savinkova_Resume.docx
+++ b/Yulia_Savinkova_Resume.docx
@@ -39,7 +39,7 @@
         <w:spacing w:before="0" w:after="0"/>
         <w:jc w:val="center"/>
       </w:pPr>
-      <w:hyperlink w:history="1" r:id="rIdwjsd7pbagfcgzk4jjbchg">
+      <w:hyperlink w:history="1" r:id="rIdnmxbts2ijmwkv94z2g8h4">
         <w:r>
           <w:rPr>
             <w:rFonts w:ascii="Arial" w:cs="Arial" w:eastAsia="Arial" w:hAnsi="Arial"/>
@@ -60,7 +60,7 @@
         </w:rPr>
         <w:t xml:space="preserve">  /  </w:t>
       </w:r>
-      <w:hyperlink w:history="1" r:id="rId1yngx0oz6tue8va6up6x8">
+      <w:hyperlink w:history="1" r:id="rId-cjrxsr6tbn64h2xpg17i">
         <w:r>
           <w:rPr>
             <w:rFonts w:ascii="Arial" w:cs="Arial" w:eastAsia="Arial" w:hAnsi="Arial"/>
@@ -81,7 +81,7 @@
         </w:rPr>
         <w:t xml:space="preserve">  /  </w:t>
       </w:r>
-      <w:hyperlink w:history="1" r:id="rIdd_hwb8p4-q5m4xqrrv23m">
+      <w:hyperlink w:history="1" r:id="rIdciv8izi0vfka8uovxhfk7">
         <w:r>
           <w:rPr>
             <w:rFonts w:ascii="Arial" w:cs="Arial" w:eastAsia="Arial" w:hAnsi="Arial"/>

--- a/Yulia_Savinkova_Resume.docx
+++ b/Yulia_Savinkova_Resume.docx
@@ -39,7 +39,7 @@
         <w:spacing w:before="0" w:after="0"/>
         <w:jc w:val="center"/>
       </w:pPr>
-      <w:hyperlink w:history="1" r:id="rIdnmxbts2ijmwkv94z2g8h4">
+      <w:hyperlink w:history="1" r:id="rIdpgnzikllifxv5kmhxkrmr">
         <w:r>
           <w:rPr>
             <w:rFonts w:ascii="Arial" w:cs="Arial" w:eastAsia="Arial" w:hAnsi="Arial"/>
@@ -60,7 +60,7 @@
         </w:rPr>
         <w:t xml:space="preserve">  /  </w:t>
       </w:r>
-      <w:hyperlink w:history="1" r:id="rId-cjrxsr6tbn64h2xpg17i">
+      <w:hyperlink w:history="1" r:id="rId2ceftxenvbe1eedkqvar7">
         <w:r>
           <w:rPr>
             <w:rFonts w:ascii="Arial" w:cs="Arial" w:eastAsia="Arial" w:hAnsi="Arial"/>
@@ -81,7 +81,7 @@
         </w:rPr>
         <w:t xml:space="preserve">  /  </w:t>
       </w:r>
-      <w:hyperlink w:history="1" r:id="rIdciv8izi0vfka8uovxhfk7">
+      <w:hyperlink w:history="1" r:id="rIdxi9yqezuir2mcphiwuoga">
         <w:r>
           <w:rPr>
             <w:rFonts w:ascii="Arial" w:cs="Arial" w:eastAsia="Arial" w:hAnsi="Arial"/>
